--- a/Gợi ý test chi tiết.docx
+++ b/Gợi ý test chi tiết.docx
@@ -101,6 +101,19 @@
           <w:lang w:val="vi-VN"/>
         </w:rPr>
         <w:t xml:space="preserve"> cho ổn định.</w:t>
+      </w:r>
+    </w:p>
+    <w:p>
+      <w:pPr>
+        <w:rPr>
+          <w:lang w:val="vi-VN"/>
+        </w:rPr>
+      </w:pPr>
+      <w:r>
+        <w:rPr>
+          <w:lang w:val="vi-VN"/>
+        </w:rPr>
+        <w:t>Cấu hình laptop và Pi ở chế độ full-duplex 10Mbps</w:t>
       </w:r>
       <w:r>
         <w:rPr>
